--- a/резюме.docx
+++ b/резюме.docx
@@ -10,26 +10,26 @@
           <w:lang w:eastAsia="ru-RU"/>
         </w:rPr>
         <w:drawing>
-          <wp:anchor distT="0" distB="0" distL="114300" distR="114300" simplePos="0" relativeHeight="251658240" behindDoc="1" locked="0" layoutInCell="1" allowOverlap="1">
+          <wp:anchor distT="0" distB="0" distL="114300" distR="114300" simplePos="0" relativeHeight="251658240" behindDoc="0" locked="0" layoutInCell="1" allowOverlap="1" wp14:anchorId="17D06CC7" wp14:editId="31E9CC09">
             <wp:simplePos x="0" y="0"/>
             <wp:positionH relativeFrom="margin">
               <wp:align>left</wp:align>
             </wp:positionH>
             <wp:positionV relativeFrom="paragraph">
-              <wp:posOffset>0</wp:posOffset>
+              <wp:posOffset>26670</wp:posOffset>
             </wp:positionV>
-            <wp:extent cx="1647825" cy="1722120"/>
-            <wp:effectExtent l="0" t="0" r="9525" b="0"/>
-            <wp:wrapTight wrapText="bothSides">
+            <wp:extent cx="1402080" cy="1866900"/>
+            <wp:effectExtent l="0" t="0" r="7620" b="0"/>
+            <wp:wrapThrough wrapText="bothSides">
               <wp:wrapPolygon edited="0">
                 <wp:start x="0" y="0"/>
-                <wp:lineTo x="0" y="21265"/>
-                <wp:lineTo x="21475" y="21265"/>
-                <wp:lineTo x="21475" y="0"/>
+                <wp:lineTo x="0" y="21380"/>
+                <wp:lineTo x="21424" y="21380"/>
+                <wp:lineTo x="21424" y="0"/>
                 <wp:lineTo x="0" y="0"/>
               </wp:wrapPolygon>
-            </wp:wrapTight>
-            <wp:docPr id="1" name="Рисунок 1"/>
+            </wp:wrapThrough>
+            <wp:docPr id="2" name="Рисунок 2" descr="C:\Users\Bunakov Egor\AppData\Local\Microsoft\Windows\INetCache\Content.Word\фото на паспорт.jpg"/>
             <wp:cNvGraphicFramePr>
               <a:graphicFrameLocks xmlns:a="http://schemas.openxmlformats.org/drawingml/2006/main" noChangeAspect="1"/>
             </wp:cNvGraphicFramePr>
@@ -37,10 +37,12 @@
               <a:graphicData uri="http://schemas.openxmlformats.org/drawingml/2006/picture">
                 <pic:pic xmlns:pic="http://schemas.openxmlformats.org/drawingml/2006/picture">
                   <pic:nvPicPr>
-                    <pic:cNvPr id="1" name="fyH6zV3JdoQ.jpg"/>
-                    <pic:cNvPicPr/>
+                    <pic:cNvPr id="0" name="Picture 5" descr="C:\Users\Bunakov Egor\AppData\Local\Microsoft\Windows\INetCache\Content.Word\фото на паспорт.jpg"/>
+                    <pic:cNvPicPr>
+                      <a:picLocks noChangeAspect="1" noChangeArrowheads="1"/>
+                    </pic:cNvPicPr>
                   </pic:nvPicPr>
-                  <pic:blipFill rotWithShape="1">
+                  <pic:blipFill>
                     <a:blip r:embed="rId5" cstate="print">
                       <a:extLst>
                         <a:ext uri="{28A0092B-C50C-407E-A947-70E740481C1C}">
@@ -48,35 +50,27 @@
                         </a:ext>
                       </a:extLst>
                     </a:blip>
-                    <a:srcRect l="22063" t="11158" r="52283" b="48637"/>
-                    <a:stretch/>
+                    <a:srcRect/>
+                    <a:stretch>
+                      <a:fillRect/>
+                    </a:stretch>
                   </pic:blipFill>
                   <pic:spPr bwMode="auto">
                     <a:xfrm>
                       <a:off x="0" y="0"/>
-                      <a:ext cx="1647825" cy="1722120"/>
+                      <a:ext cx="1402080" cy="1866900"/>
                     </a:xfrm>
                     <a:prstGeom prst="rect">
                       <a:avLst/>
                     </a:prstGeom>
+                    <a:noFill/>
                     <a:ln>
                       <a:noFill/>
                     </a:ln>
-                    <a:extLst>
-                      <a:ext uri="{53640926-AAD7-44D8-BBD7-CCE9431645EC}">
-                        <a14:shadowObscured xmlns:a14="http://schemas.microsoft.com/office/drawing/2010/main"/>
-                      </a:ext>
-                    </a:extLst>
                   </pic:spPr>
                 </pic:pic>
               </a:graphicData>
             </a:graphic>
-            <wp14:sizeRelH relativeFrom="margin">
-              <wp14:pctWidth>0</wp14:pctWidth>
-            </wp14:sizeRelH>
-            <wp14:sizeRelV relativeFrom="margin">
-              <wp14:pctHeight>0</wp14:pctHeight>
-            </wp14:sizeRelV>
           </wp:anchor>
         </w:drawing>
       </w:r>
@@ -151,28 +145,28 @@
         <w:t xml:space="preserve"> Московского физико-технического института (МФТИ) </w:t>
       </w:r>
       <w:r>
-        <w:t>четвертого</w:t>
-      </w:r>
-      <w:r>
-        <w:t xml:space="preserve"> курса факультета физики аэрокосмических технологий (ФАКТ)</w:t>
+        <w:t>первого</w:t>
+      </w:r>
+      <w:r>
+        <w:t xml:space="preserve"> курса </w:t>
+      </w:r>
+      <w:r>
+        <w:t xml:space="preserve">магистратуры </w:t>
+      </w:r>
+      <w:r>
+        <w:t>факультета физики аэрокосмических технологий (ФАКТ)</w:t>
       </w:r>
       <w:r>
         <w:t xml:space="preserve">, занимаюсь </w:t>
       </w:r>
       <w:r>
+        <w:t xml:space="preserve">проектированием на </w:t>
+      </w:r>
+      <w:r>
         <w:rPr>
           <w:lang w:val="en-US"/>
         </w:rPr>
         <w:t>FPGA</w:t>
-      </w:r>
-      <w:r>
-        <w:t xml:space="preserve">, </w:t>
-      </w:r>
-      <w:r>
-        <w:t>проектированием</w:t>
-      </w:r>
-      <w:r>
-        <w:t xml:space="preserve"> печатных плат</w:t>
       </w:r>
       <w:r>
         <w:t>, прог</w:t>
@@ -222,27 +216,203 @@
         <w:rPr>
           <w:b/>
         </w:rPr>
+        <w:t xml:space="preserve">12.01.2022 – </w:t>
+      </w:r>
+      <w:r>
+        <w:rPr>
+          <w:b/>
+        </w:rPr>
+        <w:t xml:space="preserve">наст. время </w:t>
+      </w:r>
+      <w:r>
+        <w:t>ФГУП «ЦНИИХМ»</w:t>
+      </w:r>
+    </w:p>
+    <w:p>
+      <w:r>
+        <w:t>Должность: техник</w:t>
+      </w:r>
+    </w:p>
+    <w:p>
+      <w:r>
+        <w:t>Задачи:</w:t>
+      </w:r>
+    </w:p>
+    <w:p>
+      <w:pPr>
+        <w:pStyle w:val="a3"/>
+        <w:numPr>
+          <w:ilvl w:val="0"/>
+          <w:numId w:val="7"/>
+        </w:numPr>
+        <w:rPr>
+          <w:rFonts w:cstheme="minorHAnsi"/>
+          <w:color w:val="000000"/>
+          <w:spacing w:val="2"/>
+        </w:rPr>
+      </w:pPr>
+      <w:r>
+        <w:rPr>
+          <w:rFonts w:cstheme="minorHAnsi"/>
+          <w:color w:val="000000"/>
+          <w:spacing w:val="2"/>
+          <w:shd w:val="clear" w:color="auto" w:fill="FFFFFF"/>
+        </w:rPr>
+        <w:t xml:space="preserve">Создание описания конфигурации ПЛИС на языке </w:t>
+      </w:r>
+      <w:proofErr w:type="spellStart"/>
+      <w:r>
+        <w:rPr>
+          <w:rFonts w:cstheme="minorHAnsi"/>
+          <w:color w:val="000000"/>
+          <w:spacing w:val="2"/>
+          <w:shd w:val="clear" w:color="auto" w:fill="FFFFFF"/>
+        </w:rPr>
+        <w:t>System</w:t>
+      </w:r>
+      <w:proofErr w:type="spellEnd"/>
+      <w:r>
+        <w:rPr>
+          <w:rFonts w:cstheme="minorHAnsi"/>
+          <w:color w:val="000000"/>
+          <w:spacing w:val="2"/>
+          <w:shd w:val="clear" w:color="auto" w:fill="FFFFFF"/>
+        </w:rPr>
+        <w:t xml:space="preserve"> </w:t>
+      </w:r>
+      <w:proofErr w:type="spellStart"/>
+      <w:r>
+        <w:rPr>
+          <w:rFonts w:cstheme="minorHAnsi"/>
+          <w:color w:val="000000"/>
+          <w:spacing w:val="2"/>
+          <w:shd w:val="clear" w:color="auto" w:fill="FFFFFF"/>
+        </w:rPr>
+        <w:t>Verilog</w:t>
+      </w:r>
+      <w:proofErr w:type="spellEnd"/>
+      <w:r>
+        <w:rPr>
+          <w:rFonts w:cstheme="minorHAnsi"/>
+          <w:color w:val="000000"/>
+          <w:spacing w:val="2"/>
+          <w:shd w:val="clear" w:color="auto" w:fill="FFFFFF"/>
+        </w:rPr>
+        <w:t>.</w:t>
+      </w:r>
+    </w:p>
+    <w:p>
+      <w:pPr>
+        <w:pStyle w:val="a3"/>
+        <w:numPr>
+          <w:ilvl w:val="0"/>
+          <w:numId w:val="7"/>
+        </w:numPr>
+        <w:rPr>
+          <w:rFonts w:cstheme="minorHAnsi"/>
+          <w:color w:val="000000"/>
+          <w:spacing w:val="2"/>
+        </w:rPr>
+      </w:pPr>
+      <w:r>
+        <w:rPr>
+          <w:rFonts w:cstheme="minorHAnsi"/>
+          <w:color w:val="000000"/>
+          <w:spacing w:val="2"/>
+          <w:shd w:val="clear" w:color="auto" w:fill="FFFFFF"/>
+        </w:rPr>
+        <w:t xml:space="preserve">Создание тестов на </w:t>
+      </w:r>
+      <w:r>
+        <w:rPr>
+          <w:rFonts w:cstheme="minorHAnsi"/>
+          <w:color w:val="000000"/>
+          <w:spacing w:val="2"/>
+          <w:shd w:val="clear" w:color="auto" w:fill="FFFFFF"/>
+          <w:lang w:val="en-US"/>
+        </w:rPr>
+        <w:t>System</w:t>
+      </w:r>
+      <w:r>
+        <w:rPr>
+          <w:rFonts w:cstheme="minorHAnsi"/>
+          <w:color w:val="000000"/>
+          <w:spacing w:val="2"/>
+          <w:shd w:val="clear" w:color="auto" w:fill="FFFFFF"/>
+        </w:rPr>
+        <w:t xml:space="preserve"> </w:t>
+      </w:r>
+      <w:r>
+        <w:rPr>
+          <w:rFonts w:cstheme="minorHAnsi"/>
+          <w:color w:val="000000"/>
+          <w:spacing w:val="2"/>
+          <w:shd w:val="clear" w:color="auto" w:fill="FFFFFF"/>
+          <w:lang w:val="en-US"/>
+        </w:rPr>
+        <w:t>Verilog</w:t>
+      </w:r>
+      <w:r>
+        <w:rPr>
+          <w:rFonts w:cstheme="minorHAnsi"/>
+          <w:color w:val="000000"/>
+          <w:spacing w:val="2"/>
+          <w:shd w:val="clear" w:color="auto" w:fill="FFFFFF"/>
+        </w:rPr>
+        <w:t>.</w:t>
+      </w:r>
+    </w:p>
+    <w:p>
+      <w:pPr>
+        <w:pStyle w:val="a3"/>
+        <w:numPr>
+          <w:ilvl w:val="0"/>
+          <w:numId w:val="7"/>
+        </w:numPr>
+        <w:rPr>
+          <w:rFonts w:cstheme="minorHAnsi"/>
+          <w:b/>
+        </w:rPr>
+      </w:pPr>
+      <w:r>
+        <w:rPr>
+          <w:rFonts w:cstheme="minorHAnsi"/>
+          <w:color w:val="000000"/>
+          <w:spacing w:val="2"/>
+          <w:shd w:val="clear" w:color="auto" w:fill="FFFFFF"/>
+        </w:rPr>
+        <w:t>Разработка IP-ядер потоковой обработки изображений</w:t>
+      </w:r>
+      <w:r>
+        <w:rPr>
+          <w:rFonts w:cstheme="minorHAnsi"/>
+          <w:color w:val="000000"/>
+          <w:spacing w:val="2"/>
+          <w:shd w:val="clear" w:color="auto" w:fill="FFFFFF"/>
+        </w:rPr>
+        <w:t>.</w:t>
+      </w:r>
+    </w:p>
+    <w:p>
+      <w:r>
+        <w:rPr>
+          <w:b/>
+        </w:rPr>
         <w:t>12.01.2022</w:t>
       </w:r>
       <w:r>
         <w:rPr>
           <w:b/>
         </w:rPr>
-        <w:t xml:space="preserve"> – </w:t>
-      </w:r>
-      <w:proofErr w:type="spellStart"/>
-      <w:r>
-        <w:rPr>
-          <w:b/>
-        </w:rPr>
-        <w:t>наст.вр</w:t>
-      </w:r>
-      <w:proofErr w:type="spellEnd"/>
-      <w:r>
-        <w:t>.</w:t>
-      </w:r>
-      <w:r>
-        <w:tab/>
+        <w:t xml:space="preserve"> – 01.09.2024</w:t>
+      </w:r>
+      <w:r>
+        <w:rPr>
+          <w:b/>
+        </w:rPr>
+        <w:t xml:space="preserve"> </w:t>
+      </w:r>
+      <w:r>
         <w:t>Лаборатория моделирования механических систем и процессов МФТИ</w:t>
       </w:r>
     </w:p>
@@ -472,597 +642,107 @@
         <w:rPr>
           <w:b/>
           <w:sz w:val="24"/>
-          <w:szCs w:val="24"/>
+          <w:lang w:val="en-US"/>
         </w:rPr>
       </w:pPr>
       <w:r>
         <w:rPr>
           <w:b/>
           <w:sz w:val="24"/>
-          <w:szCs w:val="24"/>
-        </w:rPr>
-        <w:t>Навыки:</w:t>
-      </w:r>
-    </w:p>
-    <w:p>
-      <w:pPr>
-        <w:pStyle w:val="a3"/>
-        <w:numPr>
-          <w:ilvl w:val="0"/>
-          <w:numId w:val="2"/>
-        </w:numPr>
-      </w:pPr>
-      <w:r>
-        <w:t>Имею опыт работы с таким ПО, как:</w:t>
-      </w:r>
-      <w:r>
-        <w:t xml:space="preserve"> </w:t>
+        </w:rPr>
+        <w:t>Бакалаврская дипломная работа</w:t>
+      </w:r>
+      <w:r>
+        <w:rPr>
+          <w:b/>
+          <w:sz w:val="24"/>
+          <w:lang w:val="en-US"/>
+        </w:rPr>
+        <w:t>:</w:t>
+      </w:r>
+    </w:p>
+    <w:p>
+      <w:r>
+        <w:rPr>
+          <w:b/>
+        </w:rPr>
+        <w:t xml:space="preserve">Тема: </w:t>
+      </w:r>
+      <w:r>
+        <w:t xml:space="preserve">Реализация алгоритма </w:t>
       </w:r>
       <w:proofErr w:type="spellStart"/>
       <w:r>
-        <w:rPr>
-          <w:lang w:val="en-US"/>
-        </w:rPr>
-        <w:t>Vivado</w:t>
+        <w:t>полуглобального</w:t>
       </w:r>
       <w:proofErr w:type="spellEnd"/>
       <w:r>
-        <w:t xml:space="preserve">, </w:t>
+        <w:t xml:space="preserve"> соответствия для построения карт </w:t>
       </w:r>
       <w:proofErr w:type="spellStart"/>
       <w:r>
-        <w:rPr>
-          <w:lang w:val="en-US"/>
-        </w:rPr>
-        <w:t>CubeMX</w:t>
+        <w:t>диспаритета</w:t>
       </w:r>
       <w:proofErr w:type="spellEnd"/>
       <w:r>
-        <w:t>,</w:t>
-      </w:r>
-      <w:r>
-        <w:t xml:space="preserve"> </w:t>
-      </w:r>
-      <w:proofErr w:type="spellStart"/>
-      <w:r>
-        <w:rPr>
-          <w:lang w:val="en-US"/>
-        </w:rPr>
-        <w:t>Altium</w:t>
-      </w:r>
-      <w:proofErr w:type="spellEnd"/>
-      <w:r>
-        <w:t xml:space="preserve"> </w:t>
-      </w:r>
-      <w:r>
-        <w:rPr>
-          <w:lang w:val="en-US"/>
-        </w:rPr>
-        <w:t>Designer</w:t>
-      </w:r>
-      <w:r>
-        <w:t xml:space="preserve">, </w:t>
-      </w:r>
-      <w:r>
-        <w:rPr>
-          <w:lang w:val="en-US"/>
-        </w:rPr>
-        <w:t>SolidWorks</w:t>
-      </w:r>
-      <w:r>
-        <w:t>.</w:t>
-      </w:r>
-    </w:p>
-    <w:p>
-      <w:pPr>
-        <w:pStyle w:val="a3"/>
-        <w:numPr>
-          <w:ilvl w:val="0"/>
-          <w:numId w:val="2"/>
-        </w:numPr>
-      </w:pPr>
-      <w:r>
-        <w:t>Проходил курсы по изучению таких языков программирования, как: С++</w:t>
-      </w:r>
-      <w:r>
-        <w:t xml:space="preserve">, </w:t>
-      </w:r>
-      <w:r>
-        <w:rPr>
-          <w:lang w:val="en-US"/>
-        </w:rPr>
-        <w:t>C</w:t>
-      </w:r>
-      <w:r>
-        <w:t xml:space="preserve"> </w:t>
-      </w:r>
-      <w:r>
-        <w:t xml:space="preserve">(программирование микроконтроллеров </w:t>
-      </w:r>
-      <w:r>
-        <w:rPr>
-          <w:lang w:val="en-US"/>
-        </w:rPr>
-        <w:t>STM</w:t>
-      </w:r>
-      <w:r>
-        <w:t>32</w:t>
-      </w:r>
-      <w:r>
-        <w:t>),</w:t>
-      </w:r>
-      <w:r>
-        <w:t xml:space="preserve"> </w:t>
-      </w:r>
-      <w:r>
-        <w:rPr>
-          <w:lang w:val="en-US"/>
-        </w:rPr>
-        <w:t>Python</w:t>
-      </w:r>
-      <w:r>
-        <w:t xml:space="preserve">, </w:t>
-      </w:r>
-      <w:proofErr w:type="spellStart"/>
-      <w:r>
-        <w:rPr>
-          <w:lang w:val="en-US"/>
-        </w:rPr>
-        <w:t>Matlab</w:t>
-      </w:r>
-      <w:proofErr w:type="spellEnd"/>
-      <w:r>
-        <w:t xml:space="preserve"> (</w:t>
-      </w:r>
-      <w:r>
-        <w:rPr>
-          <w:lang w:val="en-US"/>
-        </w:rPr>
-        <w:t>Simulink</w:t>
-      </w:r>
-      <w:r>
-        <w:t>).</w:t>
-      </w:r>
-      <w:r>
-        <w:t xml:space="preserve"> </w:t>
-      </w:r>
-      <w:r>
-        <w:t xml:space="preserve">Самостоятельно изучал язык </w:t>
-      </w:r>
-      <w:r>
-        <w:rPr>
-          <w:lang w:val="en-US"/>
-        </w:rPr>
-        <w:t>System Verilog.</w:t>
-      </w:r>
-    </w:p>
-    <w:p>
-      <w:pPr>
-        <w:pStyle w:val="a3"/>
-        <w:numPr>
-          <w:ilvl w:val="0"/>
-          <w:numId w:val="2"/>
-        </w:numPr>
-      </w:pPr>
-      <w:r>
-        <w:t xml:space="preserve">Имею опыт работы </w:t>
-      </w:r>
-      <w:r>
-        <w:t xml:space="preserve">на </w:t>
-      </w:r>
-      <w:r>
-        <w:t>намоточном</w:t>
-      </w:r>
-      <w:r>
-        <w:t xml:space="preserve">, </w:t>
-      </w:r>
-      <w:r>
-        <w:t>сверлильном, фрезерном станках.</w:t>
-      </w:r>
-    </w:p>
-    <w:p>
-      <w:pPr>
-        <w:pStyle w:val="a3"/>
-        <w:numPr>
-          <w:ilvl w:val="0"/>
-          <w:numId w:val="2"/>
-        </w:numPr>
-      </w:pPr>
-      <w:r>
-        <w:t>Имею опыт</w:t>
-      </w:r>
-      <w:r>
-        <w:t xml:space="preserve"> монтажа печатных плат</w:t>
-      </w:r>
-      <w:r>
-        <w:t xml:space="preserve">, </w:t>
-      </w:r>
-      <w:r>
-        <w:t xml:space="preserve">прокладки </w:t>
-      </w:r>
-      <w:r>
-        <w:t>проводов.</w:t>
-      </w:r>
-    </w:p>
-    <w:p>
-      <w:pPr>
-        <w:pStyle w:val="a3"/>
-        <w:numPr>
-          <w:ilvl w:val="0"/>
-          <w:numId w:val="2"/>
-        </w:numPr>
-      </w:pPr>
-      <w:r>
-        <w:t>Имею опыт организации ручной сборки устройств в большом количестве.</w:t>
-      </w:r>
-    </w:p>
-    <w:p>
-      <w:pPr>
-        <w:rPr>
-          <w:b/>
-          <w:sz w:val="24"/>
-          <w:szCs w:val="24"/>
-        </w:rPr>
-      </w:pPr>
-      <w:r>
-        <w:rPr>
-          <w:b/>
-          <w:sz w:val="24"/>
-          <w:szCs w:val="24"/>
-        </w:rPr>
-        <w:t>Проекты:</w:t>
-      </w:r>
-    </w:p>
-    <w:p>
-      <w:r>
-        <w:t>Помимо основной работы в лаборатории реализовал несколько проектов:</w:t>
-      </w:r>
-    </w:p>
-    <w:p>
-      <w:pPr>
-        <w:pStyle w:val="a3"/>
-        <w:numPr>
-          <w:ilvl w:val="0"/>
-          <w:numId w:val="3"/>
-        </w:numPr>
-      </w:pPr>
-      <w:r>
-        <w:t xml:space="preserve">Система управления ракетой с </w:t>
-      </w:r>
-      <w:r>
-        <w:t>твёрдотопливным</w:t>
-      </w:r>
-      <w:r>
-        <w:t xml:space="preserve"> двигателем:</w:t>
-      </w:r>
-      <w:r>
-        <w:br/>
-      </w:r>
-      <w:r>
-        <w:t>Исходный код проекта</w:t>
-      </w:r>
-      <w:r>
-        <w:t>:</w:t>
-      </w:r>
-      <w:r>
-        <w:br/>
-      </w:r>
+        <w:t xml:space="preserve"> на ПЛИС. </w:t>
+      </w:r>
+    </w:p>
+    <w:p>
+      <w:pPr>
+        <w:rPr>
+          <w:b/>
+        </w:rPr>
+      </w:pPr>
+      <w:r>
+        <w:rPr>
+          <w:b/>
+        </w:rPr>
+        <w:t>Презентация:</w:t>
+      </w:r>
+    </w:p>
+    <w:p>
       <w:hyperlink r:id="rId7" w:history="1">
         <w:r>
           <w:rPr>
             <w:rStyle w:val="a4"/>
           </w:rPr>
-          <w:t>https://github.com/egobun/B_rocket/tree/main/rocket-firmwares/firmwares_f411ceu6</w:t>
+          <w:t>https://disk.360.yandex.r</w:t>
+        </w:r>
+        <w:r>
+          <w:rPr>
+            <w:rStyle w:val="a4"/>
+          </w:rPr>
+          <w:t>u</w:t>
+        </w:r>
+        <w:r>
+          <w:rPr>
+            <w:rStyle w:val="a4"/>
+          </w:rPr>
+          <w:t>/d/FfArLiOXjnEHrg</w:t>
         </w:r>
       </w:hyperlink>
     </w:p>
     <w:p>
       <w:pPr>
-        <w:pStyle w:val="a3"/>
-      </w:pPr>
-    </w:p>
-    <w:p>
-      <w:pPr>
-        <w:pStyle w:val="a3"/>
-        <w:numPr>
-          <w:ilvl w:val="0"/>
-          <w:numId w:val="3"/>
-        </w:numPr>
-      </w:pPr>
-      <w:r>
-        <w:t>Игра</w:t>
-      </w:r>
-      <w:r>
-        <w:t xml:space="preserve"> </w:t>
-      </w:r>
-      <w:r>
-        <w:t>под компьютер на языке С++ при помощи</w:t>
-      </w:r>
-      <w:r>
-        <w:t xml:space="preserve"> библиотеки </w:t>
-      </w:r>
-      <w:r>
-        <w:rPr>
-          <w:lang w:val="en-US"/>
-        </w:rPr>
-        <w:t>SFML</w:t>
-      </w:r>
-      <w:r>
-        <w:t>.</w:t>
-      </w:r>
-    </w:p>
-    <w:p>
-      <w:pPr>
-        <w:pStyle w:val="a3"/>
-        <w:numPr>
-          <w:ilvl w:val="0"/>
-          <w:numId w:val="6"/>
-        </w:numPr>
-      </w:pPr>
-      <w:r>
-        <w:lastRenderedPageBreak/>
-        <w:t>Исходный код проекта</w:t>
-      </w:r>
-      <w:r>
-        <w:t>:</w:t>
-      </w:r>
-      <w:r>
-        <w:br/>
-      </w:r>
+        <w:rPr>
+          <w:b/>
+        </w:rPr>
+      </w:pPr>
+      <w:r>
+        <w:rPr>
+          <w:b/>
+        </w:rPr>
+        <w:t>Текст работы:</w:t>
+      </w:r>
+    </w:p>
+    <w:p>
       <w:hyperlink r:id="rId8" w:history="1">
         <w:r>
           <w:rPr>
             <w:rStyle w:val="a4"/>
           </w:rPr>
-          <w:t>https://github.com/egobun/Space_Creature/tree/main</w:t>
-        </w:r>
-      </w:hyperlink>
-    </w:p>
-    <w:p>
-      <w:pPr>
-        <w:pStyle w:val="a3"/>
-        <w:numPr>
-          <w:ilvl w:val="0"/>
-          <w:numId w:val="6"/>
-        </w:numPr>
-      </w:pPr>
-      <w:r>
-        <w:t>Видео игры:</w:t>
-      </w:r>
-      <w:r>
-        <w:br/>
-      </w:r>
-      <w:hyperlink r:id="rId9" w:history="1">
-        <w:r>
-          <w:rPr>
-            <w:rStyle w:val="a4"/>
-          </w:rPr>
-          <w:t>https://youtu.be/8xMWVB1etwQ?si=Zu2wQj_tOibvzSYU</w:t>
-        </w:r>
-      </w:hyperlink>
-    </w:p>
-    <w:p>
-      <w:pPr>
-        <w:pStyle w:val="a3"/>
-        <w:ind w:left="1440"/>
-      </w:pPr>
-    </w:p>
-    <w:p>
-      <w:pPr>
-        <w:pStyle w:val="a3"/>
-        <w:numPr>
-          <w:ilvl w:val="0"/>
-          <w:numId w:val="3"/>
-        </w:numPr>
-      </w:pPr>
-      <w:r>
-        <w:t>Прохождение лабораторных</w:t>
-      </w:r>
-      <w:r>
-        <w:t xml:space="preserve"> работы от </w:t>
-      </w:r>
-      <w:r>
-        <w:rPr>
-          <w:lang w:val="en-US"/>
-        </w:rPr>
-        <w:t>MIT</w:t>
-      </w:r>
-      <w:r>
-        <w:t xml:space="preserve"> </w:t>
-      </w:r>
-      <w:r>
-        <w:t xml:space="preserve">на плате </w:t>
-      </w:r>
-      <w:proofErr w:type="spellStart"/>
-      <w:r>
-        <w:rPr>
-          <w:lang w:val="en-US"/>
-        </w:rPr>
-        <w:t>Digilent</w:t>
-      </w:r>
-      <w:proofErr w:type="spellEnd"/>
-      <w:r>
-        <w:t xml:space="preserve"> </w:t>
-      </w:r>
-      <w:proofErr w:type="spellStart"/>
-      <w:r>
-        <w:rPr>
-          <w:lang w:val="en-US"/>
-        </w:rPr>
-        <w:t>Nexys</w:t>
-      </w:r>
-      <w:proofErr w:type="spellEnd"/>
-      <w:r>
-        <w:t xml:space="preserve"> 4 </w:t>
-      </w:r>
-      <w:r>
-        <w:rPr>
-          <w:lang w:val="en-US"/>
-        </w:rPr>
-        <w:t>DDR</w:t>
-      </w:r>
-      <w:r>
-        <w:t xml:space="preserve"> в среде проектирования </w:t>
-      </w:r>
-      <w:proofErr w:type="spellStart"/>
-      <w:r>
-        <w:rPr>
-          <w:lang w:val="en-US"/>
-        </w:rPr>
-        <w:t>vivado</w:t>
-      </w:r>
-      <w:proofErr w:type="spellEnd"/>
-      <w:r>
-        <w:t xml:space="preserve"> </w:t>
-      </w:r>
-      <w:r>
-        <w:t xml:space="preserve">на языке </w:t>
-      </w:r>
-      <w:r>
-        <w:rPr>
-          <w:lang w:val="en-US"/>
-        </w:rPr>
-        <w:t>System</w:t>
-      </w:r>
-      <w:r>
-        <w:t xml:space="preserve"> </w:t>
-      </w:r>
-      <w:r>
-        <w:rPr>
-          <w:lang w:val="en-US"/>
-        </w:rPr>
-        <w:t>Verilog</w:t>
-      </w:r>
-      <w:r>
-        <w:t>:</w:t>
-      </w:r>
-      <w:r>
-        <w:br/>
-        <w:t>Код лабораторных работ</w:t>
-      </w:r>
-      <w:r>
-        <w:t>:</w:t>
-      </w:r>
-    </w:p>
-    <w:p>
-      <w:pPr>
-        <w:pStyle w:val="a3"/>
-      </w:pPr>
-      <w:hyperlink r:id="rId10" w:history="1">
-        <w:r>
-          <w:rPr>
-            <w:rStyle w:val="a4"/>
-          </w:rPr>
-          <w:t>https://github.com/egobun/project/tree/main/vivado</w:t>
-        </w:r>
-      </w:hyperlink>
-      <w:r>
-        <w:br/>
-      </w:r>
-    </w:p>
-    <w:p>
-      <w:pPr>
-        <w:pStyle w:val="a3"/>
-        <w:numPr>
-          <w:ilvl w:val="0"/>
-          <w:numId w:val="3"/>
-        </w:numPr>
-      </w:pPr>
-      <w:r>
-        <w:t xml:space="preserve">Программа для чтения потока данных из </w:t>
-      </w:r>
-      <w:r>
-        <w:rPr>
-          <w:lang w:val="en-US"/>
-        </w:rPr>
-        <w:t>com</w:t>
-      </w:r>
-      <w:r>
-        <w:t xml:space="preserve"> порта</w:t>
-      </w:r>
-      <w:r>
-        <w:t xml:space="preserve"> и от рисовки их на графике в реальном времени</w:t>
-      </w:r>
-      <w:r>
-        <w:t>:</w:t>
-      </w:r>
-      <w:r>
-        <w:br/>
-      </w:r>
-      <w:hyperlink r:id="rId11" w:history="1">
-        <w:r>
-          <w:rPr>
-            <w:rStyle w:val="a4"/>
-          </w:rPr>
-          <w:t>https://github.com/egobun/project/tree/main/Qt/untitled2/untitled1</w:t>
-        </w:r>
-      </w:hyperlink>
-    </w:p>
-    <w:p>
-      <w:pPr>
-        <w:pStyle w:val="a3"/>
-      </w:pPr>
-      <w:bookmarkStart w:id="0" w:name="_GoBack"/>
-      <w:bookmarkEnd w:id="0"/>
-    </w:p>
-    <w:p>
-      <w:pPr>
-        <w:pStyle w:val="a3"/>
-        <w:numPr>
-          <w:ilvl w:val="0"/>
-          <w:numId w:val="3"/>
-        </w:numPr>
-      </w:pPr>
-      <w:r>
-        <w:t>Создание полетного к</w:t>
-      </w:r>
-      <w:r>
-        <w:t xml:space="preserve">онтроллера </w:t>
-      </w:r>
-      <w:proofErr w:type="spellStart"/>
-      <w:r>
-        <w:t>квадрокоптера</w:t>
-      </w:r>
-      <w:proofErr w:type="spellEnd"/>
-      <w:r>
-        <w:t xml:space="preserve"> на базе микроконтроллера </w:t>
-      </w:r>
-      <w:r>
-        <w:rPr>
-          <w:lang w:val="en-US"/>
-        </w:rPr>
-        <w:t>STM</w:t>
-      </w:r>
-      <w:r>
-        <w:t>32.</w:t>
-      </w:r>
-      <w:r>
-        <w:t xml:space="preserve"> </w:t>
-      </w:r>
-    </w:p>
-    <w:p>
-      <w:pPr>
-        <w:pStyle w:val="a3"/>
-        <w:numPr>
-          <w:ilvl w:val="0"/>
-          <w:numId w:val="5"/>
-        </w:numPr>
-      </w:pPr>
-      <w:r>
-        <w:t>Исходный код проекта</w:t>
-      </w:r>
-      <w:r>
-        <w:t>:</w:t>
-      </w:r>
-      <w:r>
-        <w:br/>
-      </w:r>
-      <w:hyperlink r:id="rId12" w:history="1">
-        <w:r>
-          <w:rPr>
-            <w:rStyle w:val="a4"/>
-          </w:rPr>
-          <w:t>https://github.com/egobu</w:t>
+          <w:t>https://disk.360.ya</w:t>
         </w:r>
         <w:r>
           <w:rPr>
@@ -1074,9 +754,255 @@
           <w:rPr>
             <w:rStyle w:val="a4"/>
           </w:rPr>
-          <w:t>/work/tree/main/quadrocopter</w:t>
+          <w:t>dex.ru/i/kpTwjcCZ6MNXjg</w:t>
         </w:r>
       </w:hyperlink>
+    </w:p>
+    <w:p>
+      <w:pPr>
+        <w:rPr>
+          <w:b/>
+          <w:sz w:val="24"/>
+          <w:szCs w:val="24"/>
+        </w:rPr>
+      </w:pPr>
+      <w:r>
+        <w:rPr>
+          <w:b/>
+          <w:sz w:val="24"/>
+          <w:szCs w:val="24"/>
+        </w:rPr>
+        <w:t>Проекты:</w:t>
+      </w:r>
+    </w:p>
+    <w:p>
+      <w:r>
+        <w:t xml:space="preserve">Помимо основной работы </w:t>
+      </w:r>
+      <w:r>
+        <w:t>реализовал несколько проектов:</w:t>
+      </w:r>
+    </w:p>
+    <w:p>
+      <w:pPr>
+        <w:pStyle w:val="a3"/>
+        <w:numPr>
+          <w:ilvl w:val="0"/>
+          <w:numId w:val="3"/>
+        </w:numPr>
+        <w:rPr>
+          <w:rStyle w:val="a4"/>
+          <w:color w:val="auto"/>
+          <w:u w:val="none"/>
+        </w:rPr>
+      </w:pPr>
+      <w:r>
+        <w:t>Система управления раке</w:t>
+      </w:r>
+      <w:bookmarkStart w:id="0" w:name="_GoBack"/>
+      <w:bookmarkEnd w:id="0"/>
+      <w:r>
+        <w:t xml:space="preserve">той с </w:t>
+      </w:r>
+      <w:r>
+        <w:t>твёрдотопливным</w:t>
+      </w:r>
+      <w:r>
+        <w:t xml:space="preserve"> двигателем:</w:t>
+      </w:r>
+      <w:r>
+        <w:br/>
+      </w:r>
+      <w:r>
+        <w:t>Исходный код проекта</w:t>
+      </w:r>
+      <w:r>
+        <w:t>:</w:t>
+      </w:r>
+      <w:r>
+        <w:br/>
+      </w:r>
+      <w:hyperlink r:id="rId9" w:history="1">
+        <w:r>
+          <w:rPr>
+            <w:rStyle w:val="a4"/>
+          </w:rPr>
+          <w:t>https://github.com/egobun/B_rocket/tree/main/rocket-firmwares/firmwares_f411ceu6</w:t>
+        </w:r>
+      </w:hyperlink>
+    </w:p>
+    <w:p>
+      <w:pPr>
+        <w:pStyle w:val="a3"/>
+        <w:rPr>
+          <w:rStyle w:val="a4"/>
+          <w:color w:val="auto"/>
+          <w:u w:val="none"/>
+        </w:rPr>
+      </w:pPr>
+      <w:r>
+        <w:rPr>
+          <w:rStyle w:val="a4"/>
+          <w:color w:val="auto"/>
+          <w:u w:val="none"/>
+        </w:rPr>
+        <w:t>Видео анонс проекта:</w:t>
+      </w:r>
+    </w:p>
+    <w:p>
+      <w:pPr>
+        <w:pStyle w:val="a3"/>
+      </w:pPr>
+      <w:hyperlink r:id="rId10" w:history="1">
+        <w:r>
+          <w:rPr>
+            <w:rStyle w:val="a4"/>
+          </w:rPr>
+          <w:t>https://youtu.be/7ooXAyEFmto</w:t>
+        </w:r>
+      </w:hyperlink>
+    </w:p>
+    <w:p>
+      <w:pPr>
+        <w:pStyle w:val="a3"/>
+      </w:pPr>
+    </w:p>
+    <w:p>
+      <w:pPr>
+        <w:pStyle w:val="a3"/>
+        <w:numPr>
+          <w:ilvl w:val="0"/>
+          <w:numId w:val="3"/>
+        </w:numPr>
+      </w:pPr>
+      <w:r>
+        <w:t>Игра</w:t>
+      </w:r>
+      <w:r>
+        <w:t xml:space="preserve"> </w:t>
+      </w:r>
+      <w:r>
+        <w:t>под компьютер на языке С++ при помощи</w:t>
+      </w:r>
+      <w:r>
+        <w:t xml:space="preserve"> библиотеки </w:t>
+      </w:r>
+      <w:r>
+        <w:rPr>
+          <w:lang w:val="en-US"/>
+        </w:rPr>
+        <w:t>SFML</w:t>
+      </w:r>
+      <w:r>
+        <w:t>.</w:t>
+      </w:r>
+    </w:p>
+    <w:p>
+      <w:pPr>
+        <w:pStyle w:val="a3"/>
+        <w:numPr>
+          <w:ilvl w:val="0"/>
+          <w:numId w:val="6"/>
+        </w:numPr>
+      </w:pPr>
+      <w:r>
+        <w:t>Исходный код проекта</w:t>
+      </w:r>
+      <w:r>
+        <w:t>:</w:t>
+      </w:r>
+      <w:r>
+        <w:br/>
+      </w:r>
+      <w:hyperlink r:id="rId11" w:history="1">
+        <w:r>
+          <w:rPr>
+            <w:rStyle w:val="a4"/>
+          </w:rPr>
+          <w:t>https://github.com/egobun/Space_Cr</w:t>
+        </w:r>
+        <w:r>
+          <w:rPr>
+            <w:rStyle w:val="a4"/>
+          </w:rPr>
+          <w:t>e</w:t>
+        </w:r>
+        <w:r>
+          <w:rPr>
+            <w:rStyle w:val="a4"/>
+          </w:rPr>
+          <w:t>ature/tree/main</w:t>
+        </w:r>
+      </w:hyperlink>
+    </w:p>
+    <w:p>
+      <w:pPr>
+        <w:pStyle w:val="a3"/>
+        <w:numPr>
+          <w:ilvl w:val="0"/>
+          <w:numId w:val="6"/>
+        </w:numPr>
+        <w:rPr>
+          <w:rStyle w:val="a4"/>
+          <w:color w:val="auto"/>
+          <w:u w:val="none"/>
+        </w:rPr>
+      </w:pPr>
+      <w:r>
+        <w:t>Видео игры:</w:t>
+      </w:r>
+      <w:r>
+        <w:br/>
+      </w:r>
+      <w:hyperlink r:id="rId12" w:history="1">
+        <w:r>
+          <w:rPr>
+            <w:rStyle w:val="a4"/>
+          </w:rPr>
+          <w:t>https://youtu.be/8xMWVB1etwQ?si=Zu2wQj_tOibvzSYU</w:t>
+        </w:r>
+      </w:hyperlink>
+    </w:p>
+    <w:p>
+      <w:pPr>
+        <w:pStyle w:val="a3"/>
+        <w:ind w:left="1440"/>
+      </w:pPr>
+    </w:p>
+    <w:p>
+      <w:pPr>
+        <w:pStyle w:val="a3"/>
+        <w:numPr>
+          <w:ilvl w:val="0"/>
+          <w:numId w:val="3"/>
+        </w:numPr>
+      </w:pPr>
+      <w:r>
+        <w:t>Создание полетного к</w:t>
+      </w:r>
+      <w:r>
+        <w:t xml:space="preserve">онтроллера </w:t>
+      </w:r>
+      <w:proofErr w:type="spellStart"/>
+      <w:r>
+        <w:t>квадрокоптера</w:t>
+      </w:r>
+      <w:proofErr w:type="spellEnd"/>
+      <w:r>
+        <w:t xml:space="preserve"> на базе микроконтроллера </w:t>
+      </w:r>
+      <w:r>
+        <w:rPr>
+          <w:lang w:val="en-US"/>
+        </w:rPr>
+        <w:t>STM</w:t>
+      </w:r>
+      <w:r>
+        <w:t>32.</w:t>
+      </w:r>
+      <w:r>
+        <w:t xml:space="preserve"> </w:t>
+      </w:r>
     </w:p>
     <w:p>
       <w:pPr>
@@ -1087,255 +1013,52 @@
         </w:numPr>
       </w:pPr>
       <w:r>
-        <w:t xml:space="preserve">Видео полета </w:t>
-      </w:r>
-      <w:proofErr w:type="spellStart"/>
-      <w:r>
-        <w:t>квадрокоптера</w:t>
-      </w:r>
-      <w:proofErr w:type="spellEnd"/>
-      <w:r>
-        <w:t xml:space="preserve">: </w:t>
+        <w:t>Исходный код проекта</w:t>
+      </w:r>
+      <w:r>
+        <w:t>:</w:t>
+      </w:r>
+      <w:r>
+        <w:br/>
       </w:r>
       <w:hyperlink r:id="rId13" w:history="1">
         <w:r>
           <w:rPr>
             <w:rStyle w:val="a4"/>
           </w:rPr>
-          <w:t>https://youtu.be/0XvUR</w:t>
+          <w:t>https://github.com/egobun/work/tree/main/quadrocopter</w:t>
         </w:r>
+      </w:hyperlink>
+    </w:p>
+    <w:p>
+      <w:pPr>
+        <w:pStyle w:val="a3"/>
+        <w:numPr>
+          <w:ilvl w:val="0"/>
+          <w:numId w:val="5"/>
+        </w:numPr>
+      </w:pPr>
+      <w:r>
+        <w:t xml:space="preserve">Видео полета </w:t>
+      </w:r>
+      <w:proofErr w:type="spellStart"/>
+      <w:r>
+        <w:t>квадрокоптера</w:t>
+      </w:r>
+      <w:proofErr w:type="spellEnd"/>
+      <w:r>
+        <w:t xml:space="preserve">: </w:t>
+      </w:r>
+      <w:hyperlink r:id="rId14" w:history="1">
         <w:r>
           <w:rPr>
             <w:rStyle w:val="a4"/>
           </w:rPr>
-          <w:t>N</w:t>
-        </w:r>
-        <w:r>
-          <w:rPr>
-            <w:rStyle w:val="a4"/>
-          </w:rPr>
-          <w:t>KSgXc?si=32WmL_6_Z0MV5Rzr</w:t>
+          <w:t>https://youtu.be/0XvURNKSgXc?si=32WmL_6_Z0MV5Rzr</w:t>
         </w:r>
       </w:hyperlink>
     </w:p>
-    <w:p>
-      <w:pPr>
-        <w:pStyle w:val="a3"/>
-        <w:ind w:left="1440"/>
-      </w:pPr>
-    </w:p>
-    <w:p>
-      <w:pPr>
-        <w:pStyle w:val="a3"/>
-        <w:numPr>
-          <w:ilvl w:val="0"/>
-          <w:numId w:val="3"/>
-        </w:numPr>
-      </w:pPr>
-      <w:r>
-        <w:t xml:space="preserve">Создание </w:t>
-      </w:r>
-      <w:r>
-        <w:rPr>
-          <w:lang w:val="en-US"/>
-        </w:rPr>
-        <w:t>GPS</w:t>
-      </w:r>
-      <w:r>
-        <w:t xml:space="preserve"> </w:t>
-      </w:r>
-      <w:proofErr w:type="spellStart"/>
-      <w:r>
-        <w:t>трекера</w:t>
-      </w:r>
-      <w:proofErr w:type="spellEnd"/>
-      <w:r>
-        <w:t xml:space="preserve"> на базе микроконтроллера </w:t>
-      </w:r>
-      <w:r>
-        <w:rPr>
-          <w:lang w:val="en-US"/>
-        </w:rPr>
-        <w:t>STM</w:t>
-      </w:r>
-      <w:r>
-        <w:t xml:space="preserve">32. </w:t>
-      </w:r>
-      <w:r>
-        <w:br/>
-      </w:r>
-      <w:r>
-        <w:t>Видео презентация проекта:</w:t>
-      </w:r>
-      <w:r>
-        <w:t xml:space="preserve"> </w:t>
-      </w:r>
-      <w:r>
-        <w:br/>
-      </w:r>
-      <w:hyperlink r:id="rId14" w:history="1">
-        <w:r>
-          <w:rPr>
-            <w:rStyle w:val="a4"/>
-            <w:lang w:val="en-US"/>
-          </w:rPr>
-          <w:t>https</w:t>
-        </w:r>
-        <w:r>
-          <w:rPr>
-            <w:rStyle w:val="a4"/>
-          </w:rPr>
-          <w:t>://</w:t>
-        </w:r>
-        <w:proofErr w:type="spellStart"/>
-        <w:r>
-          <w:rPr>
-            <w:rStyle w:val="a4"/>
-            <w:lang w:val="en-US"/>
-          </w:rPr>
-          <w:t>youtu</w:t>
-        </w:r>
-        <w:proofErr w:type="spellEnd"/>
-        <w:r>
-          <w:rPr>
-            <w:rStyle w:val="a4"/>
-          </w:rPr>
-          <w:t>.</w:t>
-        </w:r>
-        <w:r>
-          <w:rPr>
-            <w:rStyle w:val="a4"/>
-            <w:lang w:val="en-US"/>
-          </w:rPr>
-          <w:t>be</w:t>
-        </w:r>
-        <w:r>
-          <w:rPr>
-            <w:rStyle w:val="a4"/>
-          </w:rPr>
-          <w:t>/</w:t>
-        </w:r>
-        <w:r>
-          <w:rPr>
-            <w:rStyle w:val="a4"/>
-            <w:lang w:val="en-US"/>
-          </w:rPr>
-          <w:t>B</w:t>
-        </w:r>
-        <w:r>
-          <w:rPr>
-            <w:rStyle w:val="a4"/>
-          </w:rPr>
-          <w:t>-</w:t>
-        </w:r>
-        <w:proofErr w:type="spellStart"/>
-        <w:r>
-          <w:rPr>
-            <w:rStyle w:val="a4"/>
-            <w:lang w:val="en-US"/>
-          </w:rPr>
-          <w:t>RsE</w:t>
-        </w:r>
-        <w:proofErr w:type="spellEnd"/>
-        <w:r>
-          <w:rPr>
-            <w:rStyle w:val="a4"/>
-          </w:rPr>
-          <w:t>8</w:t>
-        </w:r>
-        <w:r>
-          <w:rPr>
-            <w:rStyle w:val="a4"/>
-            <w:lang w:val="en-US"/>
-          </w:rPr>
-          <w:t>C</w:t>
-        </w:r>
-        <w:r>
-          <w:rPr>
-            <w:rStyle w:val="a4"/>
-          </w:rPr>
-          <w:t>1</w:t>
-        </w:r>
-        <w:proofErr w:type="spellStart"/>
-        <w:r>
-          <w:rPr>
-            <w:rStyle w:val="a4"/>
-            <w:lang w:val="en-US"/>
-          </w:rPr>
-          <w:t>WBc</w:t>
-        </w:r>
-        <w:proofErr w:type="spellEnd"/>
-        <w:r>
-          <w:rPr>
-            <w:rStyle w:val="a4"/>
-          </w:rPr>
-          <w:t>?</w:t>
-        </w:r>
-        <w:proofErr w:type="spellStart"/>
-        <w:r>
-          <w:rPr>
-            <w:rStyle w:val="a4"/>
-            <w:lang w:val="en-US"/>
-          </w:rPr>
-          <w:t>si</w:t>
-        </w:r>
-        <w:proofErr w:type="spellEnd"/>
-        <w:r>
-          <w:rPr>
-            <w:rStyle w:val="a4"/>
-          </w:rPr>
-          <w:t>=</w:t>
-        </w:r>
-        <w:proofErr w:type="spellStart"/>
-        <w:r>
-          <w:rPr>
-            <w:rStyle w:val="a4"/>
-            <w:lang w:val="en-US"/>
-          </w:rPr>
-          <w:t>CDdj</w:t>
-        </w:r>
-        <w:proofErr w:type="spellEnd"/>
-        <w:r>
-          <w:rPr>
-            <w:rStyle w:val="a4"/>
-          </w:rPr>
-          <w:t>6</w:t>
-        </w:r>
-        <w:proofErr w:type="spellStart"/>
-        <w:r>
-          <w:rPr>
-            <w:rStyle w:val="a4"/>
-            <w:lang w:val="en-US"/>
-          </w:rPr>
-          <w:t>QwkrN</w:t>
-        </w:r>
-        <w:proofErr w:type="spellEnd"/>
-        <w:r>
-          <w:rPr>
-            <w:rStyle w:val="a4"/>
-          </w:rPr>
-          <w:t>9</w:t>
-        </w:r>
-        <w:proofErr w:type="spellStart"/>
-        <w:r>
-          <w:rPr>
-            <w:rStyle w:val="a4"/>
-            <w:lang w:val="en-US"/>
-          </w:rPr>
-          <w:t>Oyfy</w:t>
-        </w:r>
-        <w:proofErr w:type="spellEnd"/>
-        <w:r>
-          <w:rPr>
-            <w:rStyle w:val="a4"/>
-          </w:rPr>
-          <w:t>1</w:t>
-        </w:r>
-      </w:hyperlink>
-      <w:r>
-        <w:br/>
-      </w:r>
-    </w:p>
+    <w:p/>
     <w:sectPr>
       <w:pgSz w:w="11906" w:h="16838"/>
       <w:pgMar w:top="1134" w:right="850" w:bottom="1134" w:left="1701" w:header="708" w:footer="708" w:gutter="0"/>
@@ -1753,6 +1476,95 @@
     </w:lvl>
   </w:abstractNum>
   <w:abstractNum w:abstractNumId="4" w15:restartNumberingAfterBreak="0">
+    <w:nsid w:val="565004E4"/>
+    <w:multiLevelType w:val="hybridMultilevel"/>
+    <w:tmpl w:val="5E0A4248"/>
+    <w:lvl w:ilvl="0" w:tplc="2B84AD90">
+      <w:start w:val="1"/>
+      <w:numFmt w:val="decimal"/>
+      <w:lvlText w:val="%1."/>
+      <w:lvlJc w:val="left"/>
+      <w:pPr>
+        <w:ind w:left="720" w:hanging="360"/>
+      </w:pPr>
+      <w:rPr>
+        <w:b w:val="0"/>
+      </w:rPr>
+    </w:lvl>
+    <w:lvl w:ilvl="1" w:tplc="04190019" w:tentative="1">
+      <w:start w:val="1"/>
+      <w:numFmt w:val="lowerLetter"/>
+      <w:lvlText w:val="%2."/>
+      <w:lvlJc w:val="left"/>
+      <w:pPr>
+        <w:ind w:left="1440" w:hanging="360"/>
+      </w:pPr>
+    </w:lvl>
+    <w:lvl w:ilvl="2" w:tplc="0419001B" w:tentative="1">
+      <w:start w:val="1"/>
+      <w:numFmt w:val="lowerRoman"/>
+      <w:lvlText w:val="%3."/>
+      <w:lvlJc w:val="right"/>
+      <w:pPr>
+        <w:ind w:left="2160" w:hanging="180"/>
+      </w:pPr>
+    </w:lvl>
+    <w:lvl w:ilvl="3" w:tplc="0419000F" w:tentative="1">
+      <w:start w:val="1"/>
+      <w:numFmt w:val="decimal"/>
+      <w:lvlText w:val="%4."/>
+      <w:lvlJc w:val="left"/>
+      <w:pPr>
+        <w:ind w:left="2880" w:hanging="360"/>
+      </w:pPr>
+    </w:lvl>
+    <w:lvl w:ilvl="4" w:tplc="04190019" w:tentative="1">
+      <w:start w:val="1"/>
+      <w:numFmt w:val="lowerLetter"/>
+      <w:lvlText w:val="%5."/>
+      <w:lvlJc w:val="left"/>
+      <w:pPr>
+        <w:ind w:left="3600" w:hanging="360"/>
+      </w:pPr>
+    </w:lvl>
+    <w:lvl w:ilvl="5" w:tplc="0419001B" w:tentative="1">
+      <w:start w:val="1"/>
+      <w:numFmt w:val="lowerRoman"/>
+      <w:lvlText w:val="%6."/>
+      <w:lvlJc w:val="right"/>
+      <w:pPr>
+        <w:ind w:left="4320" w:hanging="180"/>
+      </w:pPr>
+    </w:lvl>
+    <w:lvl w:ilvl="6" w:tplc="0419000F" w:tentative="1">
+      <w:start w:val="1"/>
+      <w:numFmt w:val="decimal"/>
+      <w:lvlText w:val="%7."/>
+      <w:lvlJc w:val="left"/>
+      <w:pPr>
+        <w:ind w:left="5040" w:hanging="360"/>
+      </w:pPr>
+    </w:lvl>
+    <w:lvl w:ilvl="7" w:tplc="04190019" w:tentative="1">
+      <w:start w:val="1"/>
+      <w:numFmt w:val="lowerLetter"/>
+      <w:lvlText w:val="%8."/>
+      <w:lvlJc w:val="left"/>
+      <w:pPr>
+        <w:ind w:left="5760" w:hanging="360"/>
+      </w:pPr>
+    </w:lvl>
+    <w:lvl w:ilvl="8" w:tplc="0419001B" w:tentative="1">
+      <w:start w:val="1"/>
+      <w:numFmt w:val="lowerRoman"/>
+      <w:lvlText w:val="%9."/>
+      <w:lvlJc w:val="right"/>
+      <w:pPr>
+        <w:ind w:left="6480" w:hanging="180"/>
+      </w:pPr>
+    </w:lvl>
+  </w:abstractNum>
+  <w:abstractNum w:abstractNumId="5" w15:restartNumberingAfterBreak="0">
     <w:nsid w:val="64513AED"/>
     <w:multiLevelType w:val="hybridMultilevel"/>
     <w:tmpl w:val="067E537C"/>
@@ -1841,7 +1653,7 @@
       </w:pPr>
     </w:lvl>
   </w:abstractNum>
-  <w:abstractNum w:abstractNumId="5" w15:restartNumberingAfterBreak="0">
+  <w:abstractNum w:abstractNumId="6" w15:restartNumberingAfterBreak="0">
     <w:nsid w:val="6F420AFF"/>
     <w:multiLevelType w:val="hybridMultilevel"/>
     <w:tmpl w:val="5E149D6A"/>
@@ -1937,16 +1749,19 @@
     <w:abstractNumId w:val="3"/>
   </w:num>
   <w:num w:numId="3">
-    <w:abstractNumId w:val="4"/>
+    <w:abstractNumId w:val="5"/>
   </w:num>
   <w:num w:numId="4">
-    <w:abstractNumId w:val="5"/>
+    <w:abstractNumId w:val="6"/>
   </w:num>
   <w:num w:numId="5">
     <w:abstractNumId w:val="1"/>
   </w:num>
   <w:num w:numId="6">
     <w:abstractNumId w:val="0"/>
+  </w:num>
+  <w:num w:numId="7">
+    <w:abstractNumId w:val="4"/>
   </w:num>
 </w:numbering>
 </file>

--- a/резюме.docx
+++ b/резюме.docx
@@ -216,13 +216,7 @@
         <w:rPr>
           <w:b/>
         </w:rPr>
-        <w:t xml:space="preserve">12.01.2022 – </w:t>
-      </w:r>
-      <w:r>
-        <w:rPr>
-          <w:b/>
-        </w:rPr>
-        <w:t xml:space="preserve">наст. время </w:t>
+        <w:t xml:space="preserve">12.01.2022 – наст. время </w:t>
       </w:r>
       <w:r>
         <w:t>ФГУП «ЦНИИХМ»</w:t>
@@ -231,6 +225,9 @@
     <w:p>
       <w:r>
         <w:t>Должность: техник</w:t>
+      </w:r>
+      <w:r>
+        <w:t xml:space="preserve"> (до 09.2025), инженер (с 09.2025)</w:t>
       </w:r>
     </w:p>
     <w:p>
@@ -707,19 +704,7 @@
           <w:rPr>
             <w:rStyle w:val="a4"/>
           </w:rPr>
-          <w:t>https://disk.360.yandex.r</w:t>
-        </w:r>
-        <w:r>
-          <w:rPr>
-            <w:rStyle w:val="a4"/>
-          </w:rPr>
-          <w:t>u</w:t>
-        </w:r>
-        <w:r>
-          <w:rPr>
-            <w:rStyle w:val="a4"/>
-          </w:rPr>
-          <w:t>/d/FfArLiOXjnEHrg</w:t>
+          <w:t>https://disk.360.yandex.ru/d/FfArLiOXjnEHrg</w:t>
         </w:r>
       </w:hyperlink>
     </w:p>
@@ -737,24 +722,90 @@
       </w:r>
     </w:p>
     <w:p>
+      <w:pPr>
+        <w:rPr>
+          <w:rStyle w:val="a4"/>
+        </w:rPr>
+      </w:pPr>
       <w:hyperlink r:id="rId8" w:history="1">
         <w:r>
           <w:rPr>
             <w:rStyle w:val="a4"/>
           </w:rPr>
-          <w:t>https://disk.360.ya</w:t>
+          <w:t>https://disk.360.yandex.ru/i/kpTwjcCZ6MNXjg</w:t>
+        </w:r>
+      </w:hyperlink>
+    </w:p>
+    <w:p>
+      <w:pPr>
+        <w:rPr>
+          <w:rStyle w:val="a4"/>
+          <w:b/>
+          <w:color w:val="000000" w:themeColor="text1"/>
+          <w:u w:val="none"/>
+          <w:lang w:val="en-US"/>
+        </w:rPr>
+      </w:pPr>
+      <w:r>
+        <w:rPr>
+          <w:rStyle w:val="a4"/>
+          <w:b/>
+          <w:color w:val="000000" w:themeColor="text1"/>
+          <w:u w:val="none"/>
+        </w:rPr>
+        <w:t xml:space="preserve">Выступление на </w:t>
+      </w:r>
+      <w:r>
+        <w:rPr>
+          <w:rStyle w:val="a4"/>
+          <w:b/>
+          <w:color w:val="000000" w:themeColor="text1"/>
+          <w:u w:val="none"/>
+          <w:lang w:val="en-US"/>
+        </w:rPr>
+        <w:t>FPGA Systems 2025</w:t>
+      </w:r>
+      <w:r>
+        <w:rPr>
+          <w:rStyle w:val="a4"/>
+          <w:b/>
+          <w:color w:val="000000" w:themeColor="text1"/>
+          <w:u w:val="none"/>
+          <w:lang w:val="en-US"/>
+        </w:rPr>
+        <w:t>:</w:t>
+      </w:r>
+    </w:p>
+    <w:p>
+      <w:pPr>
+        <w:rPr>
+          <w:rStyle w:val="a4"/>
+          <w:color w:val="000000" w:themeColor="text1"/>
+          <w:u w:val="none"/>
+          <w:lang w:val="en-US"/>
+        </w:rPr>
+      </w:pPr>
+      <w:hyperlink r:id="rId9" w:history="1">
+        <w:r>
+          <w:rPr>
+            <w:rStyle w:val="a4"/>
+            <w:lang w:val="en-US"/>
+          </w:rPr>
+          <w:t>https://rutube.ru/video/a10ec0aa3</w:t>
         </w:r>
         <w:r>
           <w:rPr>
             <w:rStyle w:val="a4"/>
+            <w:lang w:val="en-US"/>
           </w:rPr>
-          <w:t>n</w:t>
+          <w:t>b</w:t>
         </w:r>
         <w:r>
           <w:rPr>
             <w:rStyle w:val="a4"/>
+            <w:lang w:val="en-US"/>
           </w:rPr>
-          <w:t>dex.ru/i/kpTwjcCZ6MNXjg</w:t>
+          <w:t>81e2592ddc919cb0a200c5/?playlist=1336069</w:t>
         </w:r>
       </w:hyperlink>
     </w:p>
@@ -797,12 +848,7 @@
         </w:rPr>
       </w:pPr>
       <w:r>
-        <w:t>Система управления раке</w:t>
-      </w:r>
-      <w:bookmarkStart w:id="0" w:name="_GoBack"/>
-      <w:bookmarkEnd w:id="0"/>
-      <w:r>
-        <w:t xml:space="preserve">той с </w:t>
+        <w:t xml:space="preserve">Система управления ракетой с </w:t>
       </w:r>
       <w:r>
         <w:t>твёрдотопливным</w:t>
@@ -822,7 +868,7 @@
       <w:r>
         <w:br/>
       </w:r>
-      <w:hyperlink r:id="rId9" w:history="1">
+      <w:hyperlink r:id="rId10" w:history="1">
         <w:r>
           <w:rPr>
             <w:rStyle w:val="a4"/>
@@ -853,7 +899,7 @@
       <w:pPr>
         <w:pStyle w:val="a3"/>
       </w:pPr>
-      <w:hyperlink r:id="rId10" w:history="1">
+      <w:hyperlink r:id="rId11" w:history="1">
         <w:r>
           <w:rPr>
             <w:rStyle w:val="a4"/>
@@ -914,24 +960,12 @@
       <w:r>
         <w:br/>
       </w:r>
-      <w:hyperlink r:id="rId11" w:history="1">
+      <w:hyperlink r:id="rId12" w:history="1">
         <w:r>
           <w:rPr>
             <w:rStyle w:val="a4"/>
           </w:rPr>
-          <w:t>https://github.com/egobun/Space_Cr</w:t>
-        </w:r>
-        <w:r>
-          <w:rPr>
-            <w:rStyle w:val="a4"/>
-          </w:rPr>
-          <w:t>e</w:t>
-        </w:r>
-        <w:r>
-          <w:rPr>
-            <w:rStyle w:val="a4"/>
-          </w:rPr>
-          <w:t>ature/tree/main</w:t>
+          <w:t>https://github.com/egobun/Space_Creature/tree/main</w:t>
         </w:r>
       </w:hyperlink>
     </w:p>
@@ -942,11 +976,6 @@
           <w:ilvl w:val="0"/>
           <w:numId w:val="6"/>
         </w:numPr>
-        <w:rPr>
-          <w:rStyle w:val="a4"/>
-          <w:color w:val="auto"/>
-          <w:u w:val="none"/>
-        </w:rPr>
       </w:pPr>
       <w:r>
         <w:t>Видео игры:</w:t>
@@ -954,7 +983,7 @@
       <w:r>
         <w:br/>
       </w:r>
-      <w:hyperlink r:id="rId12" w:history="1">
+      <w:hyperlink r:id="rId13" w:history="1">
         <w:r>
           <w:rPr>
             <w:rStyle w:val="a4"/>
@@ -962,103 +991,9 @@
           <w:t>https://youtu.be/8xMWVB1etwQ?si=Zu2wQj_tOibvzSYU</w:t>
         </w:r>
       </w:hyperlink>
-    </w:p>
-    <w:p>
-      <w:pPr>
-        <w:pStyle w:val="a3"/>
-        <w:ind w:left="1440"/>
-      </w:pPr>
-    </w:p>
-    <w:p>
-      <w:pPr>
-        <w:pStyle w:val="a3"/>
-        <w:numPr>
-          <w:ilvl w:val="0"/>
-          <w:numId w:val="3"/>
-        </w:numPr>
-      </w:pPr>
-      <w:r>
-        <w:t>Создание полетного к</w:t>
-      </w:r>
-      <w:r>
-        <w:t xml:space="preserve">онтроллера </w:t>
-      </w:r>
-      <w:proofErr w:type="spellStart"/>
-      <w:r>
-        <w:t>квадрокоптера</w:t>
-      </w:r>
-      <w:proofErr w:type="spellEnd"/>
-      <w:r>
-        <w:t xml:space="preserve"> на базе микроконтроллера </w:t>
-      </w:r>
-      <w:r>
-        <w:rPr>
-          <w:lang w:val="en-US"/>
-        </w:rPr>
-        <w:t>STM</w:t>
-      </w:r>
-      <w:r>
-        <w:t>32.</w:t>
-      </w:r>
-      <w:r>
-        <w:t xml:space="preserve"> </w:t>
-      </w:r>
-    </w:p>
-    <w:p>
-      <w:pPr>
-        <w:pStyle w:val="a3"/>
-        <w:numPr>
-          <w:ilvl w:val="0"/>
-          <w:numId w:val="5"/>
-        </w:numPr>
-      </w:pPr>
-      <w:r>
-        <w:t>Исходный код проекта</w:t>
-      </w:r>
-      <w:r>
-        <w:t>:</w:t>
-      </w:r>
-      <w:r>
-        <w:br/>
-      </w:r>
-      <w:hyperlink r:id="rId13" w:history="1">
-        <w:r>
-          <w:rPr>
-            <w:rStyle w:val="a4"/>
-          </w:rPr>
-          <w:t>https://github.com/egobun/work/tree/main/quadrocopter</w:t>
-        </w:r>
-      </w:hyperlink>
-    </w:p>
-    <w:p>
-      <w:pPr>
-        <w:pStyle w:val="a3"/>
-        <w:numPr>
-          <w:ilvl w:val="0"/>
-          <w:numId w:val="5"/>
-        </w:numPr>
-      </w:pPr>
-      <w:r>
-        <w:t xml:space="preserve">Видео полета </w:t>
-      </w:r>
-      <w:proofErr w:type="spellStart"/>
-      <w:r>
-        <w:t>квадрокоптера</w:t>
-      </w:r>
-      <w:proofErr w:type="spellEnd"/>
-      <w:r>
-        <w:t xml:space="preserve">: </w:t>
-      </w:r>
-      <w:hyperlink r:id="rId14" w:history="1">
-        <w:r>
-          <w:rPr>
-            <w:rStyle w:val="a4"/>
-          </w:rPr>
-          <w:t>https://youtu.be/0XvURNKSgXc?si=32WmL_6_Z0MV5Rzr</w:t>
-        </w:r>
-      </w:hyperlink>
-    </w:p>
-    <w:p/>
+      <w:bookmarkStart w:id="0" w:name="_GoBack"/>
+      <w:bookmarkEnd w:id="0"/>
+    </w:p>
     <w:sectPr>
       <w:pgSz w:w="11906" w:h="16838"/>
       <w:pgMar w:top="1134" w:right="850" w:bottom="1134" w:left="1701" w:header="708" w:footer="708" w:gutter="0"/>
